--- a/assets/PlantillaDos.docx
+++ b/assets/PlantillaDos.docx
@@ -189,7 +189,7 @@
         <w:spacing w:after="120" w:line="240" w:lineRule="auto"/>
       </w:pPr>
       <w:r>
-        <w:t>Idiomas: {#EtId} {idioma} – {nivel} {/</w:t>
+        <w:t>Idiomas: {#EtId} {idioma} {/</w:t>
       </w:r>
       <w:proofErr w:type="spellStart"/>
       <w:r>
